--- a/3_Semester/DataStructure/Lista_Aula_1/1_lista_funcoes_vetor_matriz_matematica.docx
+++ b/3_Semester/DataStructure/Lista_Aula_1/1_lista_funcoes_vetor_matriz_matematica.docx
@@ -106,6 +106,9 @@
           <w:ilvl w:val="0"/>
           <w:numId w:val="1"/>
         </w:numPr>
+        <w:rPr>
+          <w:highlight w:val="green"/>
+        </w:rPr>
       </w:pPr>
       <w:r>
         <w:rPr>
@@ -130,6 +133,9 @@
         <w:t xml:space="preserve"> Faça uma função que calcule a média dos elementos de um vetor de números reais.</w:t>
       </w:r>
       <w:r>
+        <w:rPr>
+          <w:highlight w:val="green"/>
+        </w:rPr>
         <w:br/>
       </w:r>
     </w:p>
@@ -139,11 +145,15 @@
           <w:ilvl w:val="0"/>
           <w:numId w:val="1"/>
         </w:numPr>
-      </w:pPr>
-      <w:r>
-        <w:rPr>
-          <w:b/>
-          <w:bCs/>
+        <w:rPr>
+          <w:highlight w:val="green"/>
+        </w:rPr>
+      </w:pPr>
+      <w:r>
+        <w:rPr>
+          <w:b/>
+          <w:bCs/>
+          <w:highlight w:val="green"/>
         </w:rPr>
         <w:t>Contar pares e ímpares:</w:t>
       </w:r>
@@ -151,13 +161,20 @@
         <w:rPr>
           <w:b/>
           <w:bCs/>
-        </w:rPr>
-        <w:br/>
-      </w:r>
-      <w:r>
+          <w:highlight w:val="green"/>
+        </w:rPr>
+        <w:br/>
+      </w:r>
+      <w:r>
+        <w:rPr>
+          <w:highlight w:val="green"/>
+        </w:rPr>
         <w:t xml:space="preserve"> Escreva uma função que conte quantos números pares e ímpares existem em um vetor.</w:t>
       </w:r>
       <w:r>
+        <w:rPr>
+          <w:highlight w:val="green"/>
+        </w:rPr>
         <w:br/>
       </w:r>
     </w:p>
@@ -167,11 +184,15 @@
           <w:ilvl w:val="0"/>
           <w:numId w:val="1"/>
         </w:numPr>
-      </w:pPr>
-      <w:r>
-        <w:rPr>
-          <w:b/>
-          <w:bCs/>
+        <w:rPr>
+          <w:highlight w:val="green"/>
+        </w:rPr>
+      </w:pPr>
+      <w:r>
+        <w:rPr>
+          <w:b/>
+          <w:bCs/>
+          <w:highlight w:val="green"/>
         </w:rPr>
         <w:t>Verificar se vetor está ordenado:</w:t>
       </w:r>
@@ -179,43 +200,48 @@
         <w:rPr>
           <w:b/>
           <w:bCs/>
-        </w:rPr>
-        <w:br/>
-      </w:r>
-      <w:r>
+          <w:highlight w:val="green"/>
+        </w:rPr>
+        <w:br/>
+      </w:r>
+      <w:r>
+        <w:rPr>
+          <w:highlight w:val="green"/>
+        </w:rPr>
         <w:t xml:space="preserve"> Crie uma função que retorne </w:t>
       </w:r>
-      <w:proofErr w:type="spellStart"/>
-      <w:r>
-        <w:rPr>
-          <w:rFonts w:ascii="Roboto Mono" w:eastAsia="Roboto Mono" w:hAnsi="Roboto Mono" w:cs="Roboto Mono"/>
-          <w:color w:val="188038"/>
+      <w:r>
+        <w:rPr>
+          <w:rFonts w:ascii="Roboto Mono" w:eastAsia="Roboto Mono" w:hAnsi="Roboto Mono" w:cs="Roboto Mono"/>
+          <w:color w:val="188038"/>
+          <w:highlight w:val="green"/>
         </w:rPr>
         <w:t>true</w:t>
       </w:r>
-      <w:proofErr w:type="spellEnd"/>
-      <w:r>
-        <w:t xml:space="preserve"> se o vetor </w:t>
-      </w:r>
-      <w:proofErr w:type="spellStart"/>
-      <w:r>
-        <w:t>estiver</w:t>
-      </w:r>
-      <w:proofErr w:type="spellEnd"/>
-      <w:r>
-        <w:t xml:space="preserve"> em ordem crescente, e </w:t>
-      </w:r>
-      <w:r>
-        <w:rPr>
-          <w:rFonts w:ascii="Roboto Mono" w:eastAsia="Roboto Mono" w:hAnsi="Roboto Mono" w:cs="Roboto Mono"/>
-          <w:color w:val="188038"/>
+      <w:r>
+        <w:rPr>
+          <w:highlight w:val="green"/>
+        </w:rPr>
+        <w:t xml:space="preserve"> se o vetor estiver em ordem crescente, e </w:t>
+      </w:r>
+      <w:r>
+        <w:rPr>
+          <w:rFonts w:ascii="Roboto Mono" w:eastAsia="Roboto Mono" w:hAnsi="Roboto Mono" w:cs="Roboto Mono"/>
+          <w:color w:val="188038"/>
+          <w:highlight w:val="green"/>
         </w:rPr>
         <w:t>false</w:t>
       </w:r>
       <w:r>
+        <w:rPr>
+          <w:highlight w:val="green"/>
+        </w:rPr>
         <w:t xml:space="preserve"> caso contrário.</w:t>
       </w:r>
       <w:r>
+        <w:rPr>
+          <w:highlight w:val="green"/>
+        </w:rPr>
         <w:br/>
       </w:r>
     </w:p>
@@ -230,6 +256,7 @@
         <w:rPr>
           <w:b/>
           <w:bCs/>
+          <w:highlight w:val="green"/>
         </w:rPr>
         <w:t>Somar duas matrizes:</w:t>
       </w:r>
@@ -237,10 +264,14 @@
         <w:rPr>
           <w:b/>
           <w:bCs/>
-        </w:rPr>
-        <w:br/>
-      </w:r>
-      <w:r>
+          <w:highlight w:val="green"/>
+        </w:rPr>
+        <w:br/>
+      </w:r>
+      <w:r>
+        <w:rPr>
+          <w:highlight w:val="green"/>
+        </w:rPr>
         <w:t xml:space="preserve"> Escreva uma função que receba duas matrizes de inteiros de mesma dimensão e retorne a matriz soma.</w:t>
       </w:r>
       <w:r>
@@ -393,21 +424,12 @@
       <w:r>
         <w:t xml:space="preserve"> Crie uma função que receba os coeficientes de uma equação do 2º grau e calcule suas raízes usando </w:t>
       </w:r>
-      <w:proofErr w:type="spellStart"/>
-      <w:r>
-        <w:rPr>
-          <w:rFonts w:ascii="Roboto Mono" w:eastAsia="Roboto Mono" w:hAnsi="Roboto Mono" w:cs="Roboto Mono"/>
-          <w:color w:val="188038"/>
-        </w:rPr>
-        <w:t>Math.sqrt</w:t>
-      </w:r>
-      <w:proofErr w:type="spellEnd"/>
-      <w:r>
-        <w:rPr>
-          <w:rFonts w:ascii="Roboto Mono" w:eastAsia="Roboto Mono" w:hAnsi="Roboto Mono" w:cs="Roboto Mono"/>
-          <w:color w:val="188038"/>
-        </w:rPr>
-        <w:t>()</w:t>
+      <w:r>
+        <w:rPr>
+          <w:rFonts w:ascii="Roboto Mono" w:eastAsia="Roboto Mono" w:hAnsi="Roboto Mono" w:cs="Roboto Mono"/>
+          <w:color w:val="188038"/>
+        </w:rPr>
+        <w:t>Math.sqrt()</w:t>
       </w:r>
       <w:r>
         <w:t>.</w:t>
@@ -444,49 +466,22 @@
         <w:lastRenderedPageBreak/>
         <w:t xml:space="preserve">usando </w:t>
       </w:r>
-      <w:proofErr w:type="spellStart"/>
-      <w:proofErr w:type="gramStart"/>
-      <w:r>
-        <w:rPr>
-          <w:rFonts w:ascii="Roboto Mono" w:eastAsia="Roboto Mono" w:hAnsi="Roboto Mono" w:cs="Roboto Mono"/>
-          <w:color w:val="188038"/>
-        </w:rPr>
-        <w:t>Math.pow</w:t>
-      </w:r>
-      <w:proofErr w:type="spellEnd"/>
-      <w:r>
-        <w:rPr>
-          <w:rFonts w:ascii="Roboto Mono" w:eastAsia="Roboto Mono" w:hAnsi="Roboto Mono" w:cs="Roboto Mono"/>
-          <w:color w:val="188038"/>
-        </w:rPr>
-        <w:t>(</w:t>
-      </w:r>
-      <w:proofErr w:type="gramEnd"/>
-      <w:r>
-        <w:rPr>
-          <w:rFonts w:ascii="Roboto Mono" w:eastAsia="Roboto Mono" w:hAnsi="Roboto Mono" w:cs="Roboto Mono"/>
-          <w:color w:val="188038"/>
-        </w:rPr>
-        <w:t>)</w:t>
+      <w:r>
+        <w:rPr>
+          <w:rFonts w:ascii="Roboto Mono" w:eastAsia="Roboto Mono" w:hAnsi="Roboto Mono" w:cs="Roboto Mono"/>
+          <w:color w:val="188038"/>
+        </w:rPr>
+        <w:t>Math.pow()</w:t>
       </w:r>
       <w:r>
         <w:t xml:space="preserve"> e </w:t>
       </w:r>
-      <w:proofErr w:type="spellStart"/>
-      <w:r>
-        <w:rPr>
-          <w:rFonts w:ascii="Roboto Mono" w:eastAsia="Roboto Mono" w:hAnsi="Roboto Mono" w:cs="Roboto Mono"/>
-          <w:color w:val="188038"/>
-        </w:rPr>
-        <w:t>Math.sqrt</w:t>
-      </w:r>
-      <w:proofErr w:type="spellEnd"/>
-      <w:r>
-        <w:rPr>
-          <w:rFonts w:ascii="Roboto Mono" w:eastAsia="Roboto Mono" w:hAnsi="Roboto Mono" w:cs="Roboto Mono"/>
-          <w:color w:val="188038"/>
-        </w:rPr>
-        <w:t>()</w:t>
+      <w:r>
+        <w:rPr>
+          <w:rFonts w:ascii="Roboto Mono" w:eastAsia="Roboto Mono" w:hAnsi="Roboto Mono" w:cs="Roboto Mono"/>
+          <w:color w:val="188038"/>
+        </w:rPr>
+        <w:t>Math.sqrt()</w:t>
       </w:r>
       <w:r>
         <w:t>.</w:t>
@@ -519,21 +514,12 @@
       <w:r>
         <w:t xml:space="preserve"> Dada a medida de um ângulo em graus, use </w:t>
       </w:r>
-      <w:proofErr w:type="spellStart"/>
-      <w:r>
-        <w:rPr>
-          <w:rFonts w:ascii="Roboto Mono" w:eastAsia="Roboto Mono" w:hAnsi="Roboto Mono" w:cs="Roboto Mono"/>
-          <w:color w:val="188038"/>
-        </w:rPr>
-        <w:t>Math.toRadians</w:t>
-      </w:r>
-      <w:proofErr w:type="spellEnd"/>
-      <w:r>
-        <w:rPr>
-          <w:rFonts w:ascii="Roboto Mono" w:eastAsia="Roboto Mono" w:hAnsi="Roboto Mono" w:cs="Roboto Mono"/>
-          <w:color w:val="188038"/>
-        </w:rPr>
-        <w:t>()</w:t>
+      <w:r>
+        <w:rPr>
+          <w:rFonts w:ascii="Roboto Mono" w:eastAsia="Roboto Mono" w:hAnsi="Roboto Mono" w:cs="Roboto Mono"/>
+          <w:color w:val="188038"/>
+        </w:rPr>
+        <w:t>Math.toRadians()</w:t>
       </w:r>
       <w:r>
         <w:t xml:space="preserve"> para convertê-lo e calcule seu seno, cosseno e tangente.</w:t>
@@ -566,68 +552,32 @@
       <w:r>
         <w:t xml:space="preserve"> Faça uma função que retorne o valor absoluto de um número e seus arredondamentos com </w:t>
       </w:r>
-      <w:proofErr w:type="spellStart"/>
-      <w:proofErr w:type="gramStart"/>
-      <w:r>
-        <w:rPr>
-          <w:rFonts w:ascii="Roboto Mono" w:eastAsia="Roboto Mono" w:hAnsi="Roboto Mono" w:cs="Roboto Mono"/>
-          <w:color w:val="188038"/>
-        </w:rPr>
-        <w:t>Math.abs</w:t>
-      </w:r>
-      <w:proofErr w:type="spellEnd"/>
-      <w:r>
-        <w:rPr>
-          <w:rFonts w:ascii="Roboto Mono" w:eastAsia="Roboto Mono" w:hAnsi="Roboto Mono" w:cs="Roboto Mono"/>
-          <w:color w:val="188038"/>
-        </w:rPr>
-        <w:t>(</w:t>
-      </w:r>
-      <w:proofErr w:type="gramEnd"/>
-      <w:r>
-        <w:rPr>
-          <w:rFonts w:ascii="Roboto Mono" w:eastAsia="Roboto Mono" w:hAnsi="Roboto Mono" w:cs="Roboto Mono"/>
-          <w:color w:val="188038"/>
-        </w:rPr>
-        <w:t>)</w:t>
+      <w:r>
+        <w:rPr>
+          <w:rFonts w:ascii="Roboto Mono" w:eastAsia="Roboto Mono" w:hAnsi="Roboto Mono" w:cs="Roboto Mono"/>
+          <w:color w:val="188038"/>
+        </w:rPr>
+        <w:t>Math.abs()</w:t>
       </w:r>
       <w:r>
         <w:t xml:space="preserve">, </w:t>
       </w:r>
-      <w:proofErr w:type="spellStart"/>
-      <w:r>
-        <w:rPr>
-          <w:rFonts w:ascii="Roboto Mono" w:eastAsia="Roboto Mono" w:hAnsi="Roboto Mono" w:cs="Roboto Mono"/>
-          <w:color w:val="188038"/>
-        </w:rPr>
-        <w:t>Math.ceil</w:t>
-      </w:r>
-      <w:proofErr w:type="spellEnd"/>
-      <w:r>
-        <w:rPr>
-          <w:rFonts w:ascii="Roboto Mono" w:eastAsia="Roboto Mono" w:hAnsi="Roboto Mono" w:cs="Roboto Mono"/>
-          <w:color w:val="188038"/>
-        </w:rPr>
-        <w:t>()</w:t>
+      <w:r>
+        <w:rPr>
+          <w:rFonts w:ascii="Roboto Mono" w:eastAsia="Roboto Mono" w:hAnsi="Roboto Mono" w:cs="Roboto Mono"/>
+          <w:color w:val="188038"/>
+        </w:rPr>
+        <w:t>Math.ceil()</w:t>
       </w:r>
       <w:r>
         <w:t xml:space="preserve"> e </w:t>
       </w:r>
-      <w:proofErr w:type="spellStart"/>
-      <w:r>
-        <w:rPr>
-          <w:rFonts w:ascii="Roboto Mono" w:eastAsia="Roboto Mono" w:hAnsi="Roboto Mono" w:cs="Roboto Mono"/>
-          <w:color w:val="188038"/>
-        </w:rPr>
-        <w:t>Math.floor</w:t>
-      </w:r>
-      <w:proofErr w:type="spellEnd"/>
-      <w:r>
-        <w:rPr>
-          <w:rFonts w:ascii="Roboto Mono" w:eastAsia="Roboto Mono" w:hAnsi="Roboto Mono" w:cs="Roboto Mono"/>
-          <w:color w:val="188038"/>
-        </w:rPr>
-        <w:t>()</w:t>
+      <w:r>
+        <w:rPr>
+          <w:rFonts w:ascii="Roboto Mono" w:eastAsia="Roboto Mono" w:hAnsi="Roboto Mono" w:cs="Roboto Mono"/>
+          <w:color w:val="188038"/>
+        </w:rPr>
+        <w:t>Math.floor()</w:t>
       </w:r>
       <w:r>
         <w:t>.</w:t>
@@ -660,7 +610,6 @@
       <w:r>
         <w:t xml:space="preserve"> Escreva uma função que calcule a potência </w:t>
       </w:r>
-      <w:proofErr w:type="spellStart"/>
       <w:r>
         <w:rPr>
           <w:rFonts w:ascii="Roboto Mono" w:eastAsia="Roboto Mono" w:hAnsi="Roboto Mono" w:cs="Roboto Mono"/>
@@ -668,7 +617,6 @@
         </w:rPr>
         <w:t>a^b</w:t>
       </w:r>
-      <w:proofErr w:type="spellEnd"/>
       <w:r>
         <w:t xml:space="preserve"> e o logaritmo natural de </w:t>
       </w:r>
@@ -682,49 +630,22 @@
       <w:r>
         <w:t xml:space="preserve"> usando </w:t>
       </w:r>
-      <w:proofErr w:type="spellStart"/>
-      <w:proofErr w:type="gramStart"/>
-      <w:r>
-        <w:rPr>
-          <w:rFonts w:ascii="Roboto Mono" w:eastAsia="Roboto Mono" w:hAnsi="Roboto Mono" w:cs="Roboto Mono"/>
-          <w:color w:val="188038"/>
-        </w:rPr>
-        <w:t>Math.pow</w:t>
-      </w:r>
-      <w:proofErr w:type="spellEnd"/>
-      <w:r>
-        <w:rPr>
-          <w:rFonts w:ascii="Roboto Mono" w:eastAsia="Roboto Mono" w:hAnsi="Roboto Mono" w:cs="Roboto Mono"/>
-          <w:color w:val="188038"/>
-        </w:rPr>
-        <w:t>(</w:t>
-      </w:r>
-      <w:proofErr w:type="gramEnd"/>
-      <w:r>
-        <w:rPr>
-          <w:rFonts w:ascii="Roboto Mono" w:eastAsia="Roboto Mono" w:hAnsi="Roboto Mono" w:cs="Roboto Mono"/>
-          <w:color w:val="188038"/>
-        </w:rPr>
-        <w:t>)</w:t>
+      <w:r>
+        <w:rPr>
+          <w:rFonts w:ascii="Roboto Mono" w:eastAsia="Roboto Mono" w:hAnsi="Roboto Mono" w:cs="Roboto Mono"/>
+          <w:color w:val="188038"/>
+        </w:rPr>
+        <w:t>Math.pow()</w:t>
       </w:r>
       <w:r>
         <w:t xml:space="preserve"> e </w:t>
       </w:r>
-      <w:proofErr w:type="gramStart"/>
-      <w:r>
-        <w:rPr>
-          <w:rFonts w:ascii="Roboto Mono" w:eastAsia="Roboto Mono" w:hAnsi="Roboto Mono" w:cs="Roboto Mono"/>
-          <w:color w:val="188038"/>
-        </w:rPr>
-        <w:t>Math.log(</w:t>
-      </w:r>
-      <w:proofErr w:type="gramEnd"/>
-      <w:r>
-        <w:rPr>
-          <w:rFonts w:ascii="Roboto Mono" w:eastAsia="Roboto Mono" w:hAnsi="Roboto Mono" w:cs="Roboto Mono"/>
-          <w:color w:val="188038"/>
-        </w:rPr>
-        <w:t>)</w:t>
+      <w:r>
+        <w:rPr>
+          <w:rFonts w:ascii="Roboto Mono" w:eastAsia="Roboto Mono" w:hAnsi="Roboto Mono" w:cs="Roboto Mono"/>
+          <w:color w:val="188038"/>
+        </w:rPr>
+        <w:t>Math.log()</w:t>
       </w:r>
       <w:r>
         <w:t>.</w:t>
@@ -771,23 +692,7 @@
         <w:br/>
       </w:r>
       <w:r>
-        <w:t xml:space="preserve"> Implemente uma função que calcule a soma S=1+2+3+...+</w:t>
-      </w:r>
-      <w:proofErr w:type="spellStart"/>
-      <w:r>
-        <w:t>nS</w:t>
-      </w:r>
-      <w:proofErr w:type="spellEnd"/>
-      <w:r>
-        <w:t xml:space="preserve"> = 1 + 2 + 3 + ... + </w:t>
-      </w:r>
-      <w:proofErr w:type="spellStart"/>
-      <w:r>
-        <w:t>nS</w:t>
-      </w:r>
-      <w:proofErr w:type="spellEnd"/>
-      <w:r>
-        <w:t>=1+2+3+...+n.</w:t>
+        <w:t xml:space="preserve"> Implemente uma função que calcule a soma S=1+2+3+...+nS = 1 + 2 + 3 + ... + nS=1+2+3+...+n.</w:t>
       </w:r>
       <w:r>
         <w:br/>
@@ -867,65 +772,7 @@
       </w:r>
       <w:r>
         <w:br/>
-        <w:t xml:space="preserve"> </w:t>
-      </w:r>
-      <w:proofErr w:type="spellStart"/>
-      <w:r>
-        <w:t>Hn</w:t>
-      </w:r>
-      <w:proofErr w:type="spellEnd"/>
-      <w:r>
-        <w:t>=1+12+13+...+1nH_n = 1 + \</w:t>
-      </w:r>
-      <w:proofErr w:type="spellStart"/>
-      <w:proofErr w:type="gramStart"/>
-      <w:r>
-        <w:t>frac</w:t>
-      </w:r>
-      <w:proofErr w:type="spellEnd"/>
-      <w:r>
-        <w:t>{</w:t>
-      </w:r>
-      <w:proofErr w:type="gramEnd"/>
-      <w:r>
-        <w:t>1}{2} + \</w:t>
-      </w:r>
-      <w:proofErr w:type="spellStart"/>
-      <w:proofErr w:type="gramStart"/>
-      <w:r>
-        <w:t>frac</w:t>
-      </w:r>
-      <w:proofErr w:type="spellEnd"/>
-      <w:r>
-        <w:t>{</w:t>
-      </w:r>
-      <w:proofErr w:type="gramEnd"/>
-      <w:r>
-        <w:t>1}{3} + ... + \</w:t>
-      </w:r>
-      <w:proofErr w:type="spellStart"/>
-      <w:r>
-        <w:t>frac</w:t>
-      </w:r>
-      <w:proofErr w:type="spellEnd"/>
-      <w:r>
-        <w:t>{1}{</w:t>
-      </w:r>
-      <w:proofErr w:type="gramStart"/>
-      <w:r>
-        <w:t>n}</w:t>
-      </w:r>
-      <w:proofErr w:type="spellStart"/>
-      <w:r>
-        <w:t>Hn</w:t>
-      </w:r>
-      <w:proofErr w:type="spellEnd"/>
-      <w:r>
-        <w:t>​</w:t>
-      </w:r>
-      <w:proofErr w:type="gramEnd"/>
-      <w:r>
-        <w:t>=1+21​+31​+...+n1​</w:t>
+        <w:t xml:space="preserve"> Hn=1+12+13+...+1nH_n = 1 + \frac{1}{2} + \frac{1}{3} + ... + \frac{1}{n}Hn​=1+21​+31​+...+n1​</w:t>
       </w:r>
       <w:r>
         <w:br/>
@@ -1255,131 +1102,11 @@
           <w:id w:val="-1821618805"/>
         </w:sdtPr>
         <w:sdtContent>
-          <w:proofErr w:type="gramStart"/>
           <w:r>
             <w:rPr>
               <w:rFonts w:ascii="Arial Unicode MS" w:eastAsia="Arial Unicode MS" w:hAnsi="Arial Unicode MS" w:cs="Arial Unicode MS"/>
             </w:rPr>
-            <w:t>n!=</w:t>
-          </w:r>
-          <w:proofErr w:type="gramEnd"/>
-          <w:r>
-            <w:rPr>
-              <w:rFonts w:ascii="Arial Unicode MS" w:eastAsia="Arial Unicode MS" w:hAnsi="Arial Unicode MS" w:cs="Arial Unicode MS"/>
-            </w:rPr>
-            <w:t>n⋅(n−</w:t>
-          </w:r>
-          <w:proofErr w:type="gramStart"/>
-          <w:r>
-            <w:rPr>
-              <w:rFonts w:ascii="Arial Unicode MS" w:eastAsia="Arial Unicode MS" w:hAnsi="Arial Unicode MS" w:cs="Arial Unicode MS"/>
-            </w:rPr>
-            <w:t>1)⋅</w:t>
-          </w:r>
-          <w:proofErr w:type="gramEnd"/>
-          <w:r>
-            <w:rPr>
-              <w:rFonts w:ascii="Arial Unicode MS" w:eastAsia="Arial Unicode MS" w:hAnsi="Arial Unicode MS" w:cs="Arial Unicode MS"/>
-            </w:rPr>
-            <w:t>(n−</w:t>
-          </w:r>
-          <w:proofErr w:type="gramStart"/>
-          <w:r>
-            <w:rPr>
-              <w:rFonts w:ascii="Arial Unicode MS" w:eastAsia="Arial Unicode MS" w:hAnsi="Arial Unicode MS" w:cs="Arial Unicode MS"/>
-            </w:rPr>
-            <w:t>2)⋯</w:t>
-          </w:r>
-          <w:proofErr w:type="gramEnd"/>
-          <w:r>
-            <w:rPr>
-              <w:rFonts w:ascii="Arial Unicode MS" w:eastAsia="Arial Unicode MS" w:hAnsi="Arial Unicode MS" w:cs="Arial Unicode MS"/>
-            </w:rPr>
-            <w:t>1n! = n \</w:t>
-          </w:r>
-          <w:proofErr w:type="spellStart"/>
-          <w:r>
-            <w:rPr>
-              <w:rFonts w:ascii="Arial Unicode MS" w:eastAsia="Arial Unicode MS" w:hAnsi="Arial Unicode MS" w:cs="Arial Unicode MS"/>
-            </w:rPr>
-            <w:t>cdot</w:t>
-          </w:r>
-          <w:proofErr w:type="spellEnd"/>
-          <w:r>
-            <w:rPr>
-              <w:rFonts w:ascii="Arial Unicode MS" w:eastAsia="Arial Unicode MS" w:hAnsi="Arial Unicode MS" w:cs="Arial Unicode MS"/>
-            </w:rPr>
-            <w:t xml:space="preserve"> (n-1) \</w:t>
-          </w:r>
-          <w:proofErr w:type="spellStart"/>
-          <w:r>
-            <w:rPr>
-              <w:rFonts w:ascii="Arial Unicode MS" w:eastAsia="Arial Unicode MS" w:hAnsi="Arial Unicode MS" w:cs="Arial Unicode MS"/>
-            </w:rPr>
-            <w:t>cdot</w:t>
-          </w:r>
-          <w:proofErr w:type="spellEnd"/>
-          <w:r>
-            <w:rPr>
-              <w:rFonts w:ascii="Arial Unicode MS" w:eastAsia="Arial Unicode MS" w:hAnsi="Arial Unicode MS" w:cs="Arial Unicode MS"/>
-            </w:rPr>
-            <w:t xml:space="preserve"> (n-2) \</w:t>
-          </w:r>
-          <w:proofErr w:type="spellStart"/>
-          <w:r>
-            <w:rPr>
-              <w:rFonts w:ascii="Arial Unicode MS" w:eastAsia="Arial Unicode MS" w:hAnsi="Arial Unicode MS" w:cs="Arial Unicode MS"/>
-            </w:rPr>
-            <w:t>cdots</w:t>
-          </w:r>
-          <w:proofErr w:type="spellEnd"/>
-          <w:r>
-            <w:rPr>
-              <w:rFonts w:ascii="Arial Unicode MS" w:eastAsia="Arial Unicode MS" w:hAnsi="Arial Unicode MS" w:cs="Arial Unicode MS"/>
-            </w:rPr>
-            <w:t xml:space="preserve"> 1</w:t>
-          </w:r>
-          <w:proofErr w:type="gramStart"/>
-          <w:r>
-            <w:rPr>
-              <w:rFonts w:ascii="Arial Unicode MS" w:eastAsia="Arial Unicode MS" w:hAnsi="Arial Unicode MS" w:cs="Arial Unicode MS"/>
-            </w:rPr>
-            <w:t>n!=</w:t>
-          </w:r>
-          <w:proofErr w:type="gramEnd"/>
-          <w:r>
-            <w:rPr>
-              <w:rFonts w:ascii="Arial Unicode MS" w:eastAsia="Arial Unicode MS" w:hAnsi="Arial Unicode MS" w:cs="Arial Unicode MS"/>
-            </w:rPr>
-            <w:t>n⋅(n−</w:t>
-          </w:r>
-          <w:proofErr w:type="gramStart"/>
-          <w:r>
-            <w:rPr>
-              <w:rFonts w:ascii="Arial Unicode MS" w:eastAsia="Arial Unicode MS" w:hAnsi="Arial Unicode MS" w:cs="Arial Unicode MS"/>
-            </w:rPr>
-            <w:t>1)⋅</w:t>
-          </w:r>
-          <w:proofErr w:type="gramEnd"/>
-          <w:r>
-            <w:rPr>
-              <w:rFonts w:ascii="Arial Unicode MS" w:eastAsia="Arial Unicode MS" w:hAnsi="Arial Unicode MS" w:cs="Arial Unicode MS"/>
-            </w:rPr>
-            <w:t>(n−</w:t>
-          </w:r>
-          <w:proofErr w:type="gramStart"/>
-          <w:r>
-            <w:rPr>
-              <w:rFonts w:ascii="Arial Unicode MS" w:eastAsia="Arial Unicode MS" w:hAnsi="Arial Unicode MS" w:cs="Arial Unicode MS"/>
-            </w:rPr>
-            <w:t>2)⋯</w:t>
-          </w:r>
-          <w:proofErr w:type="gramEnd"/>
-          <w:r>
-            <w:rPr>
-              <w:rFonts w:ascii="Arial Unicode MS" w:eastAsia="Arial Unicode MS" w:hAnsi="Arial Unicode MS" w:cs="Arial Unicode MS"/>
-            </w:rPr>
-            <w:t>1</w:t>
+            <w:t>n!=n⋅(n−1)⋅(n−2)⋯1n! = n \cdot (n-1) \cdot (n-2) \cdots 1n!=n⋅(n−1)⋅(n−2)⋯1</w:t>
           </w:r>
         </w:sdtContent>
       </w:sdt>
@@ -1396,21 +1123,12 @@
       <w:r>
         <w:t xml:space="preserve">Exemplo: </w:t>
       </w:r>
-      <w:proofErr w:type="gramStart"/>
-      <w:r>
-        <w:rPr>
-          <w:rFonts w:ascii="Roboto Mono" w:eastAsia="Roboto Mono" w:hAnsi="Roboto Mono" w:cs="Roboto Mono"/>
-          <w:color w:val="188038"/>
-        </w:rPr>
-        <w:t>fatorial(</w:t>
-      </w:r>
-      <w:proofErr w:type="gramEnd"/>
-      <w:r>
-        <w:rPr>
-          <w:rFonts w:ascii="Roboto Mono" w:eastAsia="Roboto Mono" w:hAnsi="Roboto Mono" w:cs="Roboto Mono"/>
-          <w:color w:val="188038"/>
-        </w:rPr>
-        <w:t>5) = 120</w:t>
+      <w:r>
+        <w:rPr>
+          <w:rFonts w:ascii="Roboto Mono" w:eastAsia="Roboto Mono" w:hAnsi="Roboto Mono" w:cs="Roboto Mono"/>
+          <w:color w:val="188038"/>
+        </w:rPr>
+        <w:t>fatorial(5) = 120</w:t>
       </w:r>
     </w:p>
     <w:p>
@@ -1477,77 +1195,7 @@
             <w:rPr>
               <w:rFonts w:ascii="Arial Unicode MS" w:eastAsia="Arial Unicode MS" w:hAnsi="Arial Unicode MS" w:cs="Arial Unicode MS"/>
             </w:rPr>
-            <w:t>S(n)=n+(n−</w:t>
-          </w:r>
-          <w:proofErr w:type="gramStart"/>
-          <w:r>
-            <w:rPr>
-              <w:rFonts w:ascii="Arial Unicode MS" w:eastAsia="Arial Unicode MS" w:hAnsi="Arial Unicode MS" w:cs="Arial Unicode MS"/>
-            </w:rPr>
-            <w:t>1)+(</w:t>
-          </w:r>
-          <w:proofErr w:type="gramEnd"/>
-          <w:r>
-            <w:rPr>
-              <w:rFonts w:ascii="Arial Unicode MS" w:eastAsia="Arial Unicode MS" w:hAnsi="Arial Unicode MS" w:cs="Arial Unicode MS"/>
-            </w:rPr>
-            <w:t>n−</w:t>
-          </w:r>
-          <w:proofErr w:type="gramStart"/>
-          <w:r>
-            <w:rPr>
-              <w:rFonts w:ascii="Arial Unicode MS" w:eastAsia="Arial Unicode MS" w:hAnsi="Arial Unicode MS" w:cs="Arial Unicode MS"/>
-            </w:rPr>
-            <w:t>2)+</w:t>
-          </w:r>
-          <w:proofErr w:type="gramEnd"/>
-          <w:r>
-            <w:rPr>
-              <w:rFonts w:ascii="Arial Unicode MS" w:eastAsia="Arial Unicode MS" w:hAnsi="Arial Unicode MS" w:cs="Arial Unicode MS"/>
-            </w:rPr>
-            <w:t>⋯+1S(n) = n + (n - 1) + (n - 2) + \</w:t>
-          </w:r>
-          <w:proofErr w:type="spellStart"/>
-          <w:r>
-            <w:rPr>
-              <w:rFonts w:ascii="Arial Unicode MS" w:eastAsia="Arial Unicode MS" w:hAnsi="Arial Unicode MS" w:cs="Arial Unicode MS"/>
-            </w:rPr>
-            <w:t>dots</w:t>
-          </w:r>
-          <w:proofErr w:type="spellEnd"/>
-          <w:r>
-            <w:rPr>
-              <w:rFonts w:ascii="Arial Unicode MS" w:eastAsia="Arial Unicode MS" w:hAnsi="Arial Unicode MS" w:cs="Arial Unicode MS"/>
-            </w:rPr>
-            <w:t xml:space="preserve"> + 1S(n)=n+(n−</w:t>
-          </w:r>
-          <w:proofErr w:type="gramStart"/>
-          <w:r>
-            <w:rPr>
-              <w:rFonts w:ascii="Arial Unicode MS" w:eastAsia="Arial Unicode MS" w:hAnsi="Arial Unicode MS" w:cs="Arial Unicode MS"/>
-            </w:rPr>
-            <w:t>1)+(</w:t>
-          </w:r>
-          <w:proofErr w:type="gramEnd"/>
-          <w:r>
-            <w:rPr>
-              <w:rFonts w:ascii="Arial Unicode MS" w:eastAsia="Arial Unicode MS" w:hAnsi="Arial Unicode MS" w:cs="Arial Unicode MS"/>
-            </w:rPr>
-            <w:t>n−</w:t>
-          </w:r>
-          <w:proofErr w:type="gramStart"/>
-          <w:r>
-            <w:rPr>
-              <w:rFonts w:ascii="Arial Unicode MS" w:eastAsia="Arial Unicode MS" w:hAnsi="Arial Unicode MS" w:cs="Arial Unicode MS"/>
-            </w:rPr>
-            <w:t>2)+</w:t>
-          </w:r>
-          <w:proofErr w:type="gramEnd"/>
-          <w:r>
-            <w:rPr>
-              <w:rFonts w:ascii="Arial Unicode MS" w:eastAsia="Arial Unicode MS" w:hAnsi="Arial Unicode MS" w:cs="Arial Unicode MS"/>
-            </w:rPr>
-            <w:t>⋯+1</w:t>
+            <w:t>S(n)=n+(n−1)+(n−2)+⋯+1S(n) = n + (n - 1) + (n - 2) + \dots + 1S(n)=n+(n−1)+(n−2)+⋯+1</w:t>
           </w:r>
         </w:sdtContent>
       </w:sdt>
@@ -1564,21 +1212,12 @@
       <w:r>
         <w:t xml:space="preserve">Exemplo: </w:t>
       </w:r>
-      <w:proofErr w:type="gramStart"/>
-      <w:r>
-        <w:rPr>
-          <w:rFonts w:ascii="Roboto Mono" w:eastAsia="Roboto Mono" w:hAnsi="Roboto Mono" w:cs="Roboto Mono"/>
-          <w:color w:val="188038"/>
-        </w:rPr>
-        <w:t>soma(</w:t>
-      </w:r>
-      <w:proofErr w:type="gramEnd"/>
-      <w:r>
-        <w:rPr>
-          <w:rFonts w:ascii="Roboto Mono" w:eastAsia="Roboto Mono" w:hAnsi="Roboto Mono" w:cs="Roboto Mono"/>
-          <w:color w:val="188038"/>
-        </w:rPr>
-        <w:t>5) = 5 + 4 + 3 + 2 + 1 = 15</w:t>
+      <w:r>
+        <w:rPr>
+          <w:rFonts w:ascii="Roboto Mono" w:eastAsia="Roboto Mono" w:hAnsi="Roboto Mono" w:cs="Roboto Mono"/>
+          <w:color w:val="188038"/>
+        </w:rPr>
+        <w:t>soma(5) = 5 + 4 + 3 + 2 + 1 = 15</w:t>
       </w:r>
     </w:p>
     <w:p/>
@@ -2576,7 +2215,7 @@
     <w:name w:val="Normal"/>
     <w:qFormat/>
   </w:style>
-  <w:style w:type="paragraph" w:styleId="Ttulo1">
+  <w:style w:type="paragraph" w:styleId="Heading1">
     <w:name w:val="heading 1"/>
     <w:basedOn w:val="Normal"/>
     <w:next w:val="Normal"/>
@@ -2593,7 +2232,7 @@
       <w:szCs w:val="40"/>
     </w:rPr>
   </w:style>
-  <w:style w:type="paragraph" w:styleId="Ttulo2">
+  <w:style w:type="paragraph" w:styleId="Heading2">
     <w:name w:val="heading 2"/>
     <w:basedOn w:val="Normal"/>
     <w:next w:val="Normal"/>
@@ -2612,7 +2251,7 @@
       <w:szCs w:val="32"/>
     </w:rPr>
   </w:style>
-  <w:style w:type="paragraph" w:styleId="Ttulo3">
+  <w:style w:type="paragraph" w:styleId="Heading3">
     <w:name w:val="heading 3"/>
     <w:basedOn w:val="Normal"/>
     <w:next w:val="Normal"/>
@@ -2632,7 +2271,7 @@
       <w:szCs w:val="28"/>
     </w:rPr>
   </w:style>
-  <w:style w:type="paragraph" w:styleId="Ttulo4">
+  <w:style w:type="paragraph" w:styleId="Heading4">
     <w:name w:val="heading 4"/>
     <w:basedOn w:val="Normal"/>
     <w:next w:val="Normal"/>
@@ -2652,7 +2291,7 @@
       <w:szCs w:val="24"/>
     </w:rPr>
   </w:style>
-  <w:style w:type="paragraph" w:styleId="Ttulo5">
+  <w:style w:type="paragraph" w:styleId="Heading5">
     <w:name w:val="heading 5"/>
     <w:basedOn w:val="Normal"/>
     <w:next w:val="Normal"/>
@@ -2670,7 +2309,7 @@
       <w:color w:val="666666"/>
     </w:rPr>
   </w:style>
-  <w:style w:type="paragraph" w:styleId="Ttulo6">
+  <w:style w:type="paragraph" w:styleId="Heading6">
     <w:name w:val="heading 6"/>
     <w:basedOn w:val="Normal"/>
     <w:next w:val="Normal"/>
@@ -2690,13 +2329,13 @@
       <w:color w:val="666666"/>
     </w:rPr>
   </w:style>
-  <w:style w:type="character" w:default="1" w:styleId="Fontepargpadro">
+  <w:style w:type="character" w:default="1" w:styleId="DefaultParagraphFont">
     <w:name w:val="Default Paragraph Font"/>
     <w:uiPriority w:val="1"/>
     <w:semiHidden/>
     <w:unhideWhenUsed/>
   </w:style>
-  <w:style w:type="table" w:default="1" w:styleId="Tabelanormal">
+  <w:style w:type="table" w:default="1" w:styleId="TableNormal">
     <w:name w:val="Normal Table"/>
     <w:uiPriority w:val="99"/>
     <w:semiHidden/>
@@ -2711,13 +2350,13 @@
       </w:tblCellMar>
     </w:tblPr>
   </w:style>
-  <w:style w:type="numbering" w:default="1" w:styleId="Semlista">
+  <w:style w:type="numbering" w:default="1" w:styleId="NoList">
     <w:name w:val="No List"/>
     <w:uiPriority w:val="99"/>
     <w:semiHidden/>
     <w:unhideWhenUsed/>
   </w:style>
-  <w:style w:type="table" w:customStyle="1" w:styleId="TableNormal">
+  <w:style w:type="table" w:customStyle="1" w:styleId="TableNormal0">
     <w:name w:val="TableNormal"/>
     <w:tblPr>
       <w:tblCellMar>
@@ -2728,7 +2367,7 @@
       </w:tblCellMar>
     </w:tblPr>
   </w:style>
-  <w:style w:type="paragraph" w:styleId="Ttulo">
+  <w:style w:type="paragraph" w:styleId="Title">
     <w:name w:val="Title"/>
     <w:basedOn w:val="Normal"/>
     <w:next w:val="Normal"/>
@@ -2744,7 +2383,7 @@
       <w:szCs w:val="52"/>
     </w:rPr>
   </w:style>
-  <w:style w:type="table" w:customStyle="1" w:styleId="TableNormal0">
+  <w:style w:type="table" w:customStyle="1" w:styleId="TableNormal1">
     <w:name w:val="TableNormal"/>
     <w:tblPr>
       <w:tblCellMar>
@@ -2755,7 +2394,7 @@
       </w:tblCellMar>
     </w:tblPr>
   </w:style>
-  <w:style w:type="paragraph" w:styleId="Subttulo">
+  <w:style w:type="paragraph" w:styleId="Subtitle">
     <w:name w:val="Subtitle"/>
     <w:basedOn w:val="Normal"/>
     <w:next w:val="Normal"/>
